--- a/downloads/Trainory_Access_Control_Policy.docx
+++ b/downloads/Trainory_Access_Control_Policy.docx
@@ -363,7 +363,9 @@
             </w:tcMar>
           </w:tcPr>
           <w:p>
-            <w:r/>
+            <w:r>
+              <w:t>Draft for review</w:t>
+            </w:r>
             <w:r>
               <w:rPr>
                 <w:rFonts w:ascii="Calibri" w:hAnsi="Calibri"/>
@@ -372,7 +374,6 @@
                 <w:color w:val="000000"/>
                 <w:sz w:val="22"/>
               </w:rPr>
-              <w:t>Portfolio draft - fictional company</w:t>
             </w:r>
           </w:p>
         </w:tc>
@@ -392,7 +393,7 @@
           <w:color w:val="000000"/>
           <w:sz w:val="22"/>
         </w:rPr>
-        <w:t>Portfolio disclaimer: Trainory is a fictional organization. This policy is an educational portfolio artifact and does not represent legal advice or certification.</w:t>
+        <w:t>Case study note: Trainory is a fictional organization. This policy does not represent legal advice or certification.</w:t>
       </w:r>
     </w:p>
     <w:p>
@@ -1963,7 +1964,7 @@
         <w:color w:val="555555"/>
         <w:sz w:val="16"/>
       </w:rPr>
-      <w:t>Access Control Policy  |  Fictional portfolio company</w:t>
+      <w:t>Access Control Policy  |  Trainory case study</w:t>
     </w:r>
   </w:p>
 </w:ftr>
